--- a/docs/FASE 1/EVIDENCIAS GRUPALES/1.4_APT122_FormativaFase1.docx
+++ b/docs/FASE 1/EVIDENCIAS GRUPALES/1.4_APT122_FormativaFase1.docx
@@ -2076,7 +2076,7 @@
     </w:p>
     <w:p>
       <w:r>
-        <w:t xml:space="preserve">As a team, this project allowed us to integrate knowledge from different areas (web development, software architecture, data science, and artificial intelligence) into a real and socially relevant problem. We learned to coordinate distributed work across distinct technical roles, to keep documentation aligned with a continuously evolving codebase, and to make realistic scope decisions under time constraints. As a team, we gained a </w:t>
+        <w:t xml:space="preserve">As a team, this project allowed us to integrate knowledge from different areas (web development, software architecture, data science, and machine learning) into a real and socially relevant problem. We learned to coordinate distributed work across distinct technical roles, to keep documentation aligned with a continuously evolving codebase, and to make realistic scope decisions under time constraints. As a team, we gained a </w:t>
       </w:r>
       <w:r>
         <w:lastRenderedPageBreak/>
